--- a/Lab2/Informe de Laboratorio N.° 2 - Diplomado Ciberseguridad - Sebastián López Osorno.docx
+++ b/Lab2/Informe de Laboratorio N.° 2 - Diplomado Ciberseguridad - Sebastián López Osorno.docx
@@ -120,17 +120,6 @@
           <w:szCs w:val="24"/>
         </w:rPr>
         <w:t xml:space="preserve">5 de octubre de 2026</w:t>
-      </w:r>
-    </w:p>
-    <w:p>
-      <w:pPr>
-        <w:spacing w:after="0"/>
-        <w:rPr>
-          <w:sz w:val="2"/>
-        </w:rPr>
-      </w:pPr>
-      <w:r>
-        <w:br w:type="page"/>
       </w:r>
     </w:p>
     <w:bookmarkStart w:id="9" w:name="resumen-ejecutivo"/>
@@ -12167,6 +12156,7 @@
     <w:qFormat/>
     <w:rsid w:val="00A10FD9"/>
     <w:pPr>
+      <w:pageBreakBefore/>
       <w:keepNext/>
       <w:keepLines/>
       <w:spacing w:after="80" w:before="360"/>

--- a/Lab2/Informe de Laboratorio N.° 2 - Diplomado Ciberseguridad - Sebastián López Osorno.docx
+++ b/Lab2/Informe de Laboratorio N.° 2 - Diplomado Ciberseguridad - Sebastián López Osorno.docx
@@ -11496,8 +11496,9 @@
     </w:p>
     <w:bookmarkEnd w:id="43"/>
     <w:sectPr>
+      <w:headerReference w:type="default" r:id="rId9100"/>
       <w:footerReference w:type="default" r:id="rId9001"/>
-      <w:pgMar w:top="1200" w:right="900" w:bottom="1200" w:left="900" w:header="720" w:footer="720" w:gutter="0"/>
+      <w:pgMar w:top="2200" w:right="900" w:bottom="1200" w:left="900" w:header="540" w:footer="720" w:gutter="0"/>
       <w:footnotePr>
         <w:numRestart w:val="eachSect"/>
       </w:footnotePr>
@@ -11583,6 +11584,432 @@
     </w:p>
   </w:footnote>
 </w:footnotes>
+</file>
+
+<file path=word/header2.xml><?xml version="1.0" encoding="utf-8"?>
+<w:hdr xmlns:w="http://schemas.openxmlformats.org/wordprocessingml/2006/main" xmlns:r="http://schemas.openxmlformats.org/officeDocument/2006/relationships" xmlns:wp="http://schemas.openxmlformats.org/drawingml/2006/wordprocessingDrawing" xmlns:a="http://schemas.openxmlformats.org/drawingml/2006/main" xmlns:pic="http://schemas.openxmlformats.org/drawingml/2006/picture">
+  <w:tbl>
+    <w:tblPr>
+      <w:tblW w:w="10440" w:type="dxa"/>
+      <w:jc w:val="center"/>
+      <w:tblBorders>
+        <w:top w:val="single" w:sz="4" w:space="0" w:color="808080"/>
+        <w:left w:val="single" w:sz="4" w:space="0" w:color="808080"/>
+        <w:bottom w:val="single" w:sz="4" w:space="0" w:color="808080"/>
+        <w:right w:val="single" w:sz="4" w:space="0" w:color="808080"/>
+        <w:insideH w:val="single" w:sz="4" w:space="0" w:color="808080"/>
+        <w:insideV w:val="single" w:sz="4" w:space="0" w:color="808080"/>
+      </w:tblBorders>
+      <w:tblLook w:val="04A0" w:firstRow="1" w:lastRow="0" w:firstColumn="1" w:lastColumn="0" w:noHBand="0" w:noVBand="1"/>
+    </w:tblPr>
+    <w:tblGrid>
+      <w:gridCol w:w="2600"/>
+      <w:gridCol w:w="5240"/>
+      <w:gridCol w:w="2600"/>
+    </w:tblGrid>
+    <w:tr>
+      <w:tc>
+        <w:tcPr>
+          <w:tcW w:w="2600" w:type="dxa"/>
+          <w:vAlign w:val="center"/>
+          <w:tcMar>
+            <w:top w:w="20" w:type="dxa"/>
+            <w:left w:w="60" w:type="dxa"/>
+            <w:bottom w:w="20" w:type="dxa"/>
+            <w:right w:w="60" w:type="dxa"/>
+          </w:tcMar>
+        </w:tcPr>
+        <w:p>
+          <w:pPr>
+            <w:spacing w:before="0" w:after="0" w:line="240" w:lineRule="auto"/>
+            <w:jc w:val="center"/>
+          </w:pPr>
+          <w:r>
+            <w:drawing>
+              <wp:inline distT="0" distB="0" distL="0" distR="0">
+                <wp:extent cx="1143000" cy="631400"/>
+                <wp:docPr id="1001" name="escudo"/>
+                <a:graphic xmlns:a="http://schemas.openxmlformats.org/drawingml/2006/main">
+                  <a:graphicData uri="http://schemas.openxmlformats.org/drawingml/2006/picture">
+                    <pic:pic xmlns:pic="http://schemas.openxmlformats.org/drawingml/2006/picture">
+                      <pic:nvPicPr>
+                        <pic:cNvPr id="1001" name="escudo"/>
+                        <pic:cNvPicPr/>
+                      </pic:nvPicPr>
+                      <pic:blipFill>
+                        <a:blip r:embed="rIdLogo1"/>
+                        <a:stretch>
+                          <a:fillRect/>
+                        </a:stretch>
+                      </pic:blipFill>
+                      <pic:spPr>
+                        <a:xfrm>
+                          <a:off x="0" y="0"/>
+                          <a:ext cx="1143000" cy="631400"/>
+                        </a:xfrm>
+                        <a:prstGeom prst="rect">
+                          <a:avLst/>
+                        </a:prstGeom>
+                      </pic:spPr>
+                    </pic:pic>
+                  </a:graphicData>
+                </a:graphic>
+              </wp:inline>
+            </w:drawing>
+          </w:r>
+        </w:p>
+      </w:tc>
+      <w:tc>
+        <w:tcPr>
+          <w:tcW w:w="5240" w:type="dxa"/>
+          <w:vAlign w:val="center"/>
+          <w:tcMar>
+            <w:top w:w="20" w:type="dxa"/>
+            <w:left w:w="60" w:type="dxa"/>
+            <w:bottom w:w="20" w:type="dxa"/>
+            <w:right w:w="60" w:type="dxa"/>
+          </w:tcMar>
+        </w:tcPr>
+        <w:p>
+          <w:pPr>
+            <w:spacing w:before="0" w:after="0" w:line="240" w:lineRule="auto"/>
+            <w:jc w:val="center"/>
+          </w:pPr>
+          <w:r>
+            <w:rPr>
+              <w:rFonts w:ascii="Arial" w:hAnsi="Arial" w:cs="Arial"/>
+              <w:b/>
+              <w:bCs/>
+              <w:sz w:val="17"/>
+              <w:szCs w:val="17"/>
+            </w:rPr>
+            <w:t xml:space="preserve">FACULTAD DE INGENIERÍAS</w:t>
+          </w:r>
+        </w:p>
+        <w:p>
+          <w:pPr>
+            <w:spacing w:before="0" w:after="0" w:line="240" w:lineRule="auto"/>
+            <w:jc w:val="center"/>
+          </w:pPr>
+          <w:r>
+            <w:rPr>
+              <w:rFonts w:ascii="Arial" w:hAnsi="Arial" w:cs="Arial"/>
+              <w:b/>
+              <w:bCs/>
+              <w:sz w:val="15"/>
+              <w:szCs w:val="15"/>
+            </w:rPr>
+            <w:t xml:space="preserve">DIPLOMADO EN CIBERSEGURIDAD INFORMÁTICA Y RESILIENCIA DIGITAL</w:t>
+          </w:r>
+        </w:p>
+        <w:p>
+          <w:pPr>
+            <w:spacing w:before="0" w:after="0" w:line="240" w:lineRule="auto"/>
+            <w:jc w:val="center"/>
+          </w:pPr>
+          <w:r>
+            <w:rPr>
+              <w:rFonts w:ascii="Arial" w:hAnsi="Arial" w:cs="Arial"/>
+              <w:b/>
+              <w:bCs/>
+              <w:sz w:val="17"/>
+              <w:szCs w:val="17"/>
+            </w:rPr>
+            <w:t xml:space="preserve">POLÍTICAS DE SEGURIDAD INFORMÁTICA</w:t>
+          </w:r>
+        </w:p>
+      </w:tc>
+      <w:tc>
+        <w:tcPr>
+          <w:tcW w:w="2600" w:type="dxa"/>
+          <w:vAlign w:val="center"/>
+          <w:tcMar>
+            <w:top w:w="20" w:type="dxa"/>
+            <w:left w:w="60" w:type="dxa"/>
+            <w:bottom w:w="20" w:type="dxa"/>
+            <w:right w:w="60" w:type="dxa"/>
+          </w:tcMar>
+        </w:tcPr>
+        <w:p>
+          <w:pPr>
+            <w:spacing w:before="0" w:after="0" w:line="240" w:lineRule="auto"/>
+            <w:jc w:val="left"/>
+          </w:pPr>
+          <w:r>
+            <w:rPr>
+              <w:rFonts w:ascii="Arial" w:hAnsi="Arial" w:cs="Arial"/>
+              <w:b/>
+              <w:bCs/>
+              <w:sz w:val="16"/>
+              <w:szCs w:val="16"/>
+            </w:rPr>
+            <w:t xml:space="preserve">Código: </w:t>
+          </w:r>
+          <w:r>
+            <w:rPr>
+              <w:rFonts w:ascii="Arial" w:hAnsi="Arial" w:cs="Arial"/>
+              <w:sz w:val="16"/>
+              <w:szCs w:val="16"/>
+            </w:rPr>
+            <w:t xml:space="preserve">FD-GC195</w:t>
+          </w:r>
+        </w:p>
+        <w:p>
+          <w:pPr>
+            <w:spacing w:before="0" w:after="0" w:line="240" w:lineRule="auto"/>
+            <w:jc w:val="left"/>
+          </w:pPr>
+          <w:r>
+            <w:rPr>
+              <w:rFonts w:ascii="Arial" w:hAnsi="Arial" w:cs="Arial"/>
+              <w:b/>
+              <w:bCs/>
+              <w:sz w:val="16"/>
+              <w:szCs w:val="16"/>
+            </w:rPr>
+            <w:t xml:space="preserve">Versión: </w:t>
+          </w:r>
+          <w:r>
+            <w:rPr>
+              <w:rFonts w:ascii="Arial" w:hAnsi="Arial" w:cs="Arial"/>
+              <w:sz w:val="16"/>
+              <w:szCs w:val="16"/>
+            </w:rPr>
+            <w:t xml:space="preserve">01</w:t>
+          </w:r>
+        </w:p>
+      </w:tc>
+    </w:tr>
+    <w:tr>
+      <w:tc>
+        <w:tcPr>
+          <w:tcW w:w="2600" w:type="dxa"/>
+          <w:vAlign w:val="center"/>
+          <w:tcMar>
+            <w:top w:w="20" w:type="dxa"/>
+            <w:left w:w="60" w:type="dxa"/>
+            <w:bottom w:w="20" w:type="dxa"/>
+            <w:right w:w="60" w:type="dxa"/>
+          </w:tcMar>
+        </w:tcPr>
+        <w:p>
+          <w:pPr>
+            <w:spacing w:before="0" w:after="0" w:line="240" w:lineRule="auto"/>
+            <w:jc w:val="left"/>
+          </w:pPr>
+          <w:r>
+            <w:rPr>
+              <w:rFonts w:ascii="Arial" w:hAnsi="Arial" w:cs="Arial"/>
+              <w:b/>
+              <w:bCs/>
+              <w:sz w:val="16"/>
+              <w:szCs w:val="16"/>
+            </w:rPr>
+            <w:t xml:space="preserve">Asignatura: </w:t>
+          </w:r>
+          <w:r>
+            <w:rPr>
+              <w:rFonts w:ascii="Arial" w:hAnsi="Arial" w:cs="Arial"/>
+              <w:sz w:val="16"/>
+              <w:szCs w:val="16"/>
+            </w:rPr>
+            <w:t xml:space="preserve">Ejercicio Práctico N.° 2 (10%)</w:t>
+          </w:r>
+        </w:p>
+      </w:tc>
+      <w:tc>
+        <w:tcPr>
+          <w:tcW w:w="5240" w:type="dxa"/>
+          <w:vAlign w:val="center"/>
+          <w:tcMar>
+            <w:top w:w="20" w:type="dxa"/>
+            <w:left w:w="60" w:type="dxa"/>
+            <w:bottom w:w="20" w:type="dxa"/>
+            <w:right w:w="60" w:type="dxa"/>
+          </w:tcMar>
+        </w:tcPr>
+        <w:p>
+          <w:pPr>
+            <w:spacing w:before="0" w:after="0" w:line="240" w:lineRule="auto"/>
+            <w:jc w:val="left"/>
+          </w:pPr>
+          <w:r>
+            <w:rPr>
+              <w:rFonts w:ascii="Arial" w:hAnsi="Arial" w:cs="Arial"/>
+              <w:b/>
+              <w:bCs/>
+              <w:sz w:val="16"/>
+              <w:szCs w:val="16"/>
+            </w:rPr>
+            <w:t xml:space="preserve">Profesor: </w:t>
+          </w:r>
+          <w:r>
+            <w:rPr>
+              <w:rFonts w:ascii="Arial" w:hAnsi="Arial" w:cs="Arial"/>
+              <w:sz w:val="16"/>
+              <w:szCs w:val="16"/>
+            </w:rPr>
+            <w:t xml:space="preserve">Edwin Andrés Ochoa Agudelo</w:t>
+          </w:r>
+        </w:p>
+      </w:tc>
+      <w:tc>
+        <w:tcPr>
+          <w:tcW w:w="2600" w:type="dxa"/>
+          <w:vAlign w:val="center"/>
+          <w:tcMar>
+            <w:top w:w="20" w:type="dxa"/>
+            <w:left w:w="60" w:type="dxa"/>
+            <w:bottom w:w="20" w:type="dxa"/>
+            <w:right w:w="60" w:type="dxa"/>
+          </w:tcMar>
+        </w:tcPr>
+        <w:p>
+          <w:pPr>
+            <w:spacing w:before="0" w:after="0" w:line="240" w:lineRule="auto"/>
+            <w:jc w:val="left"/>
+          </w:pPr>
+          <w:r>
+            <w:rPr>
+              <w:rFonts w:ascii="Arial" w:hAnsi="Arial" w:cs="Arial"/>
+              <w:b/>
+              <w:bCs/>
+              <w:sz w:val="16"/>
+              <w:szCs w:val="16"/>
+            </w:rPr>
+            <w:t xml:space="preserve">Fecha: </w:t>
+          </w:r>
+          <w:r>
+            <w:rPr>
+              <w:rFonts w:ascii="Arial" w:hAnsi="Arial" w:cs="Arial"/>
+              <w:sz w:val="16"/>
+              <w:szCs w:val="16"/>
+            </w:rPr>
+            <w:t xml:space="preserve">05/10/2026</w:t>
+          </w:r>
+        </w:p>
+      </w:tc>
+    </w:tr>
+    <w:tr>
+      <w:tc>
+        <w:tcPr>
+          <w:tcW w:w="2600" w:type="dxa"/>
+          <w:vAlign w:val="center"/>
+          <w:tcMar>
+            <w:top w:w="20" w:type="dxa"/>
+            <w:left w:w="60" w:type="dxa"/>
+            <w:bottom w:w="20" w:type="dxa"/>
+            <w:right w:w="60" w:type="dxa"/>
+          </w:tcMar>
+        </w:tcPr>
+        <w:p>
+          <w:pPr>
+            <w:spacing w:before="0" w:after="0" w:line="240" w:lineRule="auto"/>
+            <w:jc w:val="left"/>
+          </w:pPr>
+          <w:r>
+            <w:rPr>
+              <w:rFonts w:ascii="Arial" w:hAnsi="Arial" w:cs="Arial"/>
+              <w:b/>
+              <w:bCs/>
+              <w:sz w:val="16"/>
+              <w:szCs w:val="16"/>
+            </w:rPr>
+            <w:t xml:space="preserve">Estudiante: </w:t>
+          </w:r>
+          <w:r>
+            <w:rPr>
+              <w:rFonts w:ascii="Arial" w:hAnsi="Arial" w:cs="Arial"/>
+              <w:sz w:val="16"/>
+              <w:szCs w:val="16"/>
+            </w:rPr>
+            <w:t xml:space="preserve">Sebastián López Osorno</w:t>
+          </w:r>
+        </w:p>
+      </w:tc>
+      <w:tc>
+        <w:tcPr>
+          <w:tcW w:w="5240" w:type="dxa"/>
+          <w:vAlign w:val="center"/>
+          <w:tcMar>
+            <w:top w:w="20" w:type="dxa"/>
+            <w:left w:w="60" w:type="dxa"/>
+            <w:bottom w:w="20" w:type="dxa"/>
+            <w:right w:w="60" w:type="dxa"/>
+          </w:tcMar>
+        </w:tcPr>
+        <w:p>
+          <w:pPr>
+            <w:spacing w:before="0" w:after="0" w:line="240" w:lineRule="auto"/>
+            <w:jc w:val="left"/>
+          </w:pPr>
+          <w:r>
+            <w:rPr>
+              <w:rFonts w:ascii="Arial" w:hAnsi="Arial" w:cs="Arial"/>
+              <w:b/>
+              <w:bCs/>
+              <w:sz w:val="16"/>
+              <w:szCs w:val="16"/>
+            </w:rPr>
+            <w:t xml:space="preserve">Grupo: </w:t>
+          </w:r>
+          <w:r>
+            <w:rPr>
+              <w:rFonts w:ascii="Arial" w:hAnsi="Arial" w:cs="Arial"/>
+              <w:sz w:val="16"/>
+              <w:szCs w:val="16"/>
+            </w:rPr>
+            <w:t xml:space="preserve">02</w:t>
+          </w:r>
+        </w:p>
+      </w:tc>
+      <w:tc>
+        <w:tcPr>
+          <w:tcW w:w="2600" w:type="dxa"/>
+          <w:vAlign w:val="center"/>
+          <w:tcMar>
+            <w:top w:w="20" w:type="dxa"/>
+            <w:left w:w="60" w:type="dxa"/>
+            <w:bottom w:w="20" w:type="dxa"/>
+            <w:right w:w="60" w:type="dxa"/>
+          </w:tcMar>
+        </w:tcPr>
+        <w:p>
+          <w:pPr>
+            <w:spacing w:before="0" w:after="0" w:line="240" w:lineRule="auto"/>
+            <w:jc w:val="left"/>
+          </w:pPr>
+          <w:r>
+            <w:rPr>
+              <w:rFonts w:ascii="Arial" w:hAnsi="Arial" w:cs="Arial"/>
+              <w:b/>
+              <w:bCs/>
+              <w:sz w:val="16"/>
+              <w:szCs w:val="16"/>
+            </w:rPr>
+            <w:t xml:space="preserve">Semestre: </w:t>
+          </w:r>
+          <w:r>
+            <w:rPr>
+              <w:rFonts w:ascii="Arial" w:hAnsi="Arial" w:cs="Arial"/>
+              <w:sz w:val="16"/>
+              <w:szCs w:val="16"/>
+            </w:rPr>
+            <w:t xml:space="preserve">2026-02</w:t>
+          </w:r>
+        </w:p>
+      </w:tc>
+    </w:tr>
+  </w:tbl>
+  <w:p>
+    <w:pPr>
+      <w:spacing w:after="0" w:line="120" w:lineRule="auto"/>
+      <w:rPr>
+        <w:sz w:val="8"/>
+      </w:rPr>
+    </w:pPr>
+  </w:p>
+</w:hdr>
 </file>
 
 <file path=word/numbering.xml><?xml version="1.0" encoding="utf-8"?>
@@ -11970,7 +12397,7 @@
   <w:docDefaults>
     <w:rPrDefault>
       <w:rPr>
-        <w:rFonts w:asciiTheme="minorHAnsi" w:cstheme="minorBidi" w:eastAsiaTheme="minorEastAsia" w:hAnsiTheme="minorHAnsi"/>
+        <w:rFonts w:ascii="Arial" w:asciiTheme="minorHAnsi" w:cs="Arial" w:cstheme="minorBidi" w:eastAsia="Arial" w:eastAsiaTheme="minorEastAsia" w:hAnsi="Arial" w:hAnsiTheme="minorHAnsi"/>
         <w:sz w:val="24"/>
         <w:szCs w:val="24"/>
         <w:lang w:bidi="ar-SA" w:eastAsia="zh-CN" w:val="es"/>
@@ -11978,7 +12405,7 @@
     </w:rPrDefault>
     <w:pPrDefault>
       <w:pPr>
-        <w:spacing w:after="200"/>
+        <w:spacing w:after="120" w:line="360" w:lineRule="auto"/>
       </w:pPr>
     </w:pPrDefault>
   </w:docDefaults>
@@ -12007,7 +12434,7 @@
     <w:basedOn w:val="BodyText"/>
     <w:qFormat/>
     <w:pPr>
-      <w:spacing w:after="36" w:before="36"/>
+      <w:spacing w:after="20" w:before="20" w:line="240" w:lineRule="auto"/>
     </w:pPr>
     <w:rPr>
       <w:sz w:val="22"/>
@@ -12028,9 +12455,12 @@
       <w:jc w:val="center"/>
     </w:pPr>
     <w:rPr>
-      <w:rFonts w:asciiTheme="majorHAnsi" w:cstheme="majorBidi" w:eastAsiaTheme="majorEastAsia" w:hAnsiTheme="majorHAnsi"/>
-      <w:sz w:val="56"/>
-      <w:szCs w:val="56"/>
+      <w:rFonts w:ascii="Arial" w:cs="Arial" w:eastAsia="Arial" w:hAnsi="Arial"/>
+      <w:b/>
+      <w:bCs/>
+      <w:color w:val="000000"/>
+      <w:sz w:val="36"/>
+      <w:szCs w:val="36"/>
     </w:rPr>
   </w:style>
   <w:style w:customStyle="1" w:styleId="TitleChar" w:type="character">
@@ -12163,10 +12593,12 @@
       <w:outlineLvl w:val="0"/>
     </w:pPr>
     <w:rPr>
-      <w:rFonts w:asciiTheme="majorHAnsi" w:cstheme="majorBidi" w:eastAsiaTheme="majorEastAsia" w:hAnsiTheme="majorHAnsi"/>
-      <w:color w:themeColor="accent1" w:themeShade="BF" w:val="0F4761"/>
-      <w:sz w:val="40"/>
-      <w:szCs w:val="40"/>
+      <w:rFonts w:ascii="Arial" w:cs="Arial" w:eastAsia="Arial" w:hAnsi="Arial"/>
+      <w:b/>
+      <w:bCs/>
+      <w:color w:val="000000"/>
+      <w:sz w:val="30"/>
+      <w:szCs w:val="30"/>
     </w:rPr>
   </w:style>
   <w:style w:styleId="Heading2" w:type="paragraph">
@@ -12186,10 +12618,12 @@
       <w:outlineLvl w:val="1"/>
     </w:pPr>
     <w:rPr>
-      <w:rFonts w:asciiTheme="majorHAnsi" w:cstheme="majorBidi" w:eastAsiaTheme="majorEastAsia" w:hAnsiTheme="majorHAnsi"/>
-      <w:color w:themeColor="accent1" w:themeShade="BF" w:val="0F4761"/>
-      <w:sz w:val="32"/>
-      <w:szCs w:val="32"/>
+      <w:rFonts w:ascii="Arial" w:cs="Arial" w:eastAsia="Arial" w:hAnsi="Arial"/>
+      <w:b/>
+      <w:bCs/>
+      <w:color w:val="000000"/>
+      <w:sz w:val="27"/>
+      <w:szCs w:val="27"/>
     </w:rPr>
   </w:style>
   <w:style w:styleId="Heading3" w:type="paragraph">
@@ -12209,10 +12643,12 @@
       <w:outlineLvl w:val="2"/>
     </w:pPr>
     <w:rPr>
-      <w:rFonts w:cstheme="majorBidi" w:eastAsiaTheme="majorEastAsia"/>
-      <w:color w:themeColor="accent1" w:themeShade="BF" w:val="0F4761"/>
-      <w:sz w:val="28"/>
-      <w:szCs w:val="28"/>
+      <w:rFonts w:ascii="Arial" w:cs="Arial" w:eastAsia="Arial" w:hAnsi="Arial"/>
+      <w:b/>
+      <w:bCs/>
+      <w:color w:val="000000"/>
+      <w:sz w:val="24"/>
+      <w:szCs w:val="24"/>
     </w:rPr>
   </w:style>
   <w:style w:styleId="Heading4" w:type="paragraph">
@@ -12906,7 +13342,7 @@
     </a:clrScheme>
     <a:fontScheme name="Office">
       <a:majorFont>
-        <a:latin typeface="Aptos Display" panose="02110004020202020204"/>
+        <a:latin typeface="Arial" panose="02110004020202020204"/>
         <a:ea typeface=""/>
         <a:cs typeface=""/>
         <a:font script="Jpan" typeface="游ゴシック Light"/>
@@ -12958,7 +13394,7 @@
         <a:font script="Tfng" typeface="Ebrima"/>
       </a:majorFont>
       <a:minorFont>
-        <a:latin typeface="Aptos" panose="02110004020202020204"/>
+        <a:latin typeface="Arial" panose="02110004020202020204"/>
         <a:ea typeface=""/>
         <a:cs typeface=""/>
         <a:font script="Jpan" typeface="游明朝"/>
